--- a/מחוון-תיק-פרויקט.docx
+++ b/מחוון-תיק-פרויקט.docx
@@ -54,7 +54,7 @@
         <w:bidi w:val="0"/>
         <w:spacing w:after="160"/>
       </w:pPr>
-      <w:bookmarkStart w:id="0" w:name="_Toc230974585"/>
+      <w:bookmarkStart w:id="0" w:name="_Toc230978941"/>
       <w:r>
         <w:rPr>
           <w:rFonts w:ascii="Arial" w:hAnsi="Arial"/>
@@ -389,7 +389,7 @@
         <w:bidi w:val="0"/>
         <w:spacing w:before="280" w:after="160"/>
       </w:pPr>
-      <w:bookmarkStart w:id="1" w:name="_Toc230974586"/>
+      <w:bookmarkStart w:id="1" w:name="_Toc230978942"/>
       <w:r>
         <w:rPr>
           <w:rFonts w:ascii="Arial" w:hAnsi="Arial"/>
@@ -420,8 +420,13 @@
         </w:tabs>
         <w:bidi w:val="0"/>
         <w:rPr>
+          <w:rFonts w:asciiTheme="minorHAnsi" w:hAnsiTheme="minorHAnsi" w:cstheme="minorBidi"/>
           <w:noProof/>
-          <w:rtl w:val="0"/>
+          <w:color w:val="auto"/>
+          <w:kern w:val="2"/>
+          <w:szCs w:val="24"/>
+          <w:lang w:val="en-IL" w:eastAsia="en-IL"/>
+          <w14:ligatures w14:val="standardContextual"/>
         </w:rPr>
       </w:pPr>
       <w:r>
@@ -433,7 +438,7 @@
       <w:r>
         <w:fldChar w:fldCharType="separate"/>
       </w:r>
-      <w:hyperlink w:anchor="_Toc230974585" w:history="1">
+      <w:hyperlink w:anchor="_Toc230978941" w:history="1">
         <w:r>
           <w:rPr>
             <w:rStyle w:val="Hyperlink"/>
@@ -463,7 +468,7 @@
             <w:webHidden/>
             <w:rtl w:val="0"/>
           </w:rPr>
-          <w:instrText xml:space="preserve"> PAGEREF _Toc230974585 \h </w:instrText>
+          <w:instrText xml:space="preserve"> PAGEREF _Toc230978941 \h </w:instrText>
         </w:r>
         <w:r>
           <w:rPr>
@@ -505,11 +510,16 @@
         </w:tabs>
         <w:bidi w:val="0"/>
         <w:rPr>
+          <w:rFonts w:asciiTheme="minorHAnsi" w:hAnsiTheme="minorHAnsi" w:cstheme="minorBidi"/>
           <w:noProof/>
-          <w:rtl w:val="0"/>
+          <w:color w:val="auto"/>
+          <w:kern w:val="2"/>
+          <w:szCs w:val="24"/>
+          <w:lang w:val="en-IL" w:eastAsia="en-IL"/>
+          <w14:ligatures w14:val="standardContextual"/>
         </w:rPr>
       </w:pPr>
-      <w:hyperlink w:anchor="_Toc230974586" w:history="1">
+      <w:hyperlink w:anchor="_Toc230978942" w:history="1">
         <w:r>
           <w:rPr>
             <w:rStyle w:val="Hyperlink"/>
@@ -539,7 +549,7 @@
             <w:webHidden/>
             <w:rtl w:val="0"/>
           </w:rPr>
-          <w:instrText xml:space="preserve"> PAGEREF _Toc230974586 \h </w:instrText>
+          <w:instrText xml:space="preserve"> PAGEREF _Toc230978942 \h </w:instrText>
         </w:r>
         <w:r>
           <w:rPr>
@@ -581,11 +591,16 @@
         </w:tabs>
         <w:bidi w:val="0"/>
         <w:rPr>
+          <w:rFonts w:asciiTheme="minorHAnsi" w:hAnsiTheme="minorHAnsi" w:cstheme="minorBidi"/>
           <w:noProof/>
-          <w:rtl w:val="0"/>
+          <w:color w:val="auto"/>
+          <w:kern w:val="2"/>
+          <w:szCs w:val="24"/>
+          <w:lang w:val="en-IL" w:eastAsia="en-IL"/>
+          <w14:ligatures w14:val="standardContextual"/>
         </w:rPr>
       </w:pPr>
-      <w:hyperlink w:anchor="_Toc230974587" w:history="1">
+      <w:hyperlink w:anchor="_Toc230978943" w:history="1">
         <w:r>
           <w:rPr>
             <w:rStyle w:val="Hyperlink"/>
@@ -615,7 +630,7 @@
             <w:webHidden/>
             <w:rtl w:val="0"/>
           </w:rPr>
-          <w:instrText xml:space="preserve"> PAGEREF _Toc230974587 \h </w:instrText>
+          <w:instrText xml:space="preserve"> PAGEREF _Toc230978943 \h </w:instrText>
         </w:r>
         <w:r>
           <w:rPr>
@@ -657,11 +672,16 @@
         </w:tabs>
         <w:bidi w:val="0"/>
         <w:rPr>
+          <w:rFonts w:asciiTheme="minorHAnsi" w:hAnsiTheme="minorHAnsi" w:cstheme="minorBidi"/>
           <w:noProof/>
-          <w:rtl w:val="0"/>
+          <w:color w:val="auto"/>
+          <w:kern w:val="2"/>
+          <w:szCs w:val="24"/>
+          <w:lang w:val="en-IL" w:eastAsia="en-IL"/>
+          <w14:ligatures w14:val="standardContextual"/>
         </w:rPr>
       </w:pPr>
-      <w:hyperlink w:anchor="_Toc230974588" w:history="1">
+      <w:hyperlink w:anchor="_Toc230978944" w:history="1">
         <w:r>
           <w:rPr>
             <w:rStyle w:val="Hyperlink"/>
@@ -691,7 +711,7 @@
             <w:webHidden/>
             <w:rtl w:val="0"/>
           </w:rPr>
-          <w:instrText xml:space="preserve"> PAGEREF _Toc230974588 \h </w:instrText>
+          <w:instrText xml:space="preserve"> PAGEREF _Toc230978944 \h </w:instrText>
         </w:r>
         <w:r>
           <w:rPr>
@@ -733,11 +753,16 @@
         </w:tabs>
         <w:bidi w:val="0"/>
         <w:rPr>
+          <w:rFonts w:asciiTheme="minorHAnsi" w:hAnsiTheme="minorHAnsi" w:cstheme="minorBidi"/>
           <w:noProof/>
-          <w:rtl w:val="0"/>
+          <w:color w:val="auto"/>
+          <w:kern w:val="2"/>
+          <w:szCs w:val="24"/>
+          <w:lang w:val="en-IL" w:eastAsia="en-IL"/>
+          <w14:ligatures w14:val="standardContextual"/>
         </w:rPr>
       </w:pPr>
-      <w:hyperlink w:anchor="_Toc230974589" w:history="1">
+      <w:hyperlink w:anchor="_Toc230978945" w:history="1">
         <w:r>
           <w:rPr>
             <w:rStyle w:val="Hyperlink"/>
@@ -767,7 +792,7 @@
             <w:webHidden/>
             <w:rtl w:val="0"/>
           </w:rPr>
-          <w:instrText xml:space="preserve"> PAGEREF _Toc230974589 \h </w:instrText>
+          <w:instrText xml:space="preserve"> PAGEREF _Toc230978945 \h </w:instrText>
         </w:r>
         <w:r>
           <w:rPr>
@@ -809,11 +834,16 @@
         </w:tabs>
         <w:bidi w:val="0"/>
         <w:rPr>
+          <w:rFonts w:asciiTheme="minorHAnsi" w:hAnsiTheme="minorHAnsi" w:cstheme="minorBidi"/>
           <w:noProof/>
-          <w:rtl w:val="0"/>
+          <w:color w:val="auto"/>
+          <w:kern w:val="2"/>
+          <w:szCs w:val="24"/>
+          <w:lang w:val="en-IL" w:eastAsia="en-IL"/>
+          <w14:ligatures w14:val="standardContextual"/>
         </w:rPr>
       </w:pPr>
-      <w:hyperlink w:anchor="_Toc230974590" w:history="1">
+      <w:hyperlink w:anchor="_Toc230978946" w:history="1">
         <w:r>
           <w:rPr>
             <w:rStyle w:val="Hyperlink"/>
@@ -843,7 +873,7 @@
             <w:webHidden/>
             <w:rtl w:val="0"/>
           </w:rPr>
-          <w:instrText xml:space="preserve"> PAGEREF _Toc230974590 \h </w:instrText>
+          <w:instrText xml:space="preserve"> PAGEREF _Toc230978946 \h </w:instrText>
         </w:r>
         <w:r>
           <w:rPr>
@@ -885,11 +915,16 @@
         </w:tabs>
         <w:bidi w:val="0"/>
         <w:rPr>
+          <w:rFonts w:asciiTheme="minorHAnsi" w:hAnsiTheme="minorHAnsi" w:cstheme="minorBidi"/>
           <w:noProof/>
-          <w:rtl w:val="0"/>
+          <w:color w:val="auto"/>
+          <w:kern w:val="2"/>
+          <w:szCs w:val="24"/>
+          <w:lang w:val="en-IL" w:eastAsia="en-IL"/>
+          <w14:ligatures w14:val="standardContextual"/>
         </w:rPr>
       </w:pPr>
-      <w:hyperlink w:anchor="_Toc230974591" w:history="1">
+      <w:hyperlink w:anchor="_Toc230978947" w:history="1">
         <w:r>
           <w:rPr>
             <w:rStyle w:val="Hyperlink"/>
@@ -919,7 +954,7 @@
             <w:webHidden/>
             <w:rtl w:val="0"/>
           </w:rPr>
-          <w:instrText xml:space="preserve"> PAGEREF _Toc230974591 \h </w:instrText>
+          <w:instrText xml:space="preserve"> PAGEREF _Toc230978947 \h </w:instrText>
         </w:r>
         <w:r>
           <w:rPr>
@@ -961,11 +996,16 @@
         </w:tabs>
         <w:bidi w:val="0"/>
         <w:rPr>
+          <w:rFonts w:asciiTheme="minorHAnsi" w:hAnsiTheme="minorHAnsi" w:cstheme="minorBidi"/>
           <w:noProof/>
-          <w:rtl w:val="0"/>
+          <w:color w:val="auto"/>
+          <w:kern w:val="2"/>
+          <w:szCs w:val="24"/>
+          <w:lang w:val="en-IL" w:eastAsia="en-IL"/>
+          <w14:ligatures w14:val="standardContextual"/>
         </w:rPr>
       </w:pPr>
-      <w:hyperlink w:anchor="_Toc230974592" w:history="1">
+      <w:hyperlink w:anchor="_Toc230978948" w:history="1">
         <w:r>
           <w:rPr>
             <w:rStyle w:val="Hyperlink"/>
@@ -995,7 +1035,7 @@
             <w:webHidden/>
             <w:rtl w:val="0"/>
           </w:rPr>
-          <w:instrText xml:space="preserve"> PAGEREF _Toc230974592 \h </w:instrText>
+          <w:instrText xml:space="preserve"> PAGEREF _Toc230978948 \h </w:instrText>
         </w:r>
         <w:r>
           <w:rPr>
@@ -1037,11 +1077,16 @@
         </w:tabs>
         <w:bidi w:val="0"/>
         <w:rPr>
+          <w:rFonts w:asciiTheme="minorHAnsi" w:hAnsiTheme="minorHAnsi" w:cstheme="minorBidi"/>
           <w:noProof/>
-          <w:rtl w:val="0"/>
+          <w:color w:val="auto"/>
+          <w:kern w:val="2"/>
+          <w:szCs w:val="24"/>
+          <w:lang w:val="en-IL" w:eastAsia="en-IL"/>
+          <w14:ligatures w14:val="standardContextual"/>
         </w:rPr>
       </w:pPr>
-      <w:hyperlink w:anchor="_Toc230974593" w:history="1">
+      <w:hyperlink w:anchor="_Toc230978949" w:history="1">
         <w:r>
           <w:rPr>
             <w:rStyle w:val="Hyperlink"/>
@@ -1071,7 +1116,7 @@
             <w:webHidden/>
             <w:rtl w:val="0"/>
           </w:rPr>
-          <w:instrText xml:space="preserve"> PAGEREF _Toc230974593 \h </w:instrText>
+          <w:instrText xml:space="preserve"> PAGEREF _Toc230978949 \h </w:instrText>
         </w:r>
         <w:r>
           <w:rPr>
@@ -1113,11 +1158,16 @@
         </w:tabs>
         <w:bidi w:val="0"/>
         <w:rPr>
+          <w:rFonts w:asciiTheme="minorHAnsi" w:hAnsiTheme="minorHAnsi" w:cstheme="minorBidi"/>
           <w:noProof/>
-          <w:rtl w:val="0"/>
+          <w:color w:val="auto"/>
+          <w:kern w:val="2"/>
+          <w:szCs w:val="24"/>
+          <w:lang w:val="en-IL" w:eastAsia="en-IL"/>
+          <w14:ligatures w14:val="standardContextual"/>
         </w:rPr>
       </w:pPr>
-      <w:hyperlink w:anchor="_Toc230974594" w:history="1">
+      <w:hyperlink w:anchor="_Toc230978950" w:history="1">
         <w:r>
           <w:rPr>
             <w:rStyle w:val="Hyperlink"/>
@@ -1147,7 +1197,7 @@
             <w:webHidden/>
             <w:rtl w:val="0"/>
           </w:rPr>
-          <w:instrText xml:space="preserve"> PAGEREF _Toc230974594 \h </w:instrText>
+          <w:instrText xml:space="preserve"> PAGEREF _Toc230978950 \h </w:instrText>
         </w:r>
         <w:r>
           <w:rPr>
@@ -1189,11 +1239,16 @@
         </w:tabs>
         <w:bidi w:val="0"/>
         <w:rPr>
+          <w:rFonts w:asciiTheme="minorHAnsi" w:hAnsiTheme="minorHAnsi" w:cstheme="minorBidi"/>
           <w:noProof/>
-          <w:rtl w:val="0"/>
+          <w:color w:val="auto"/>
+          <w:kern w:val="2"/>
+          <w:szCs w:val="24"/>
+          <w:lang w:val="en-IL" w:eastAsia="en-IL"/>
+          <w14:ligatures w14:val="standardContextual"/>
         </w:rPr>
       </w:pPr>
-      <w:hyperlink w:anchor="_Toc230974595" w:history="1">
+      <w:hyperlink w:anchor="_Toc230978951" w:history="1">
         <w:r>
           <w:rPr>
             <w:rStyle w:val="Hyperlink"/>
@@ -1223,7 +1278,7 @@
             <w:webHidden/>
             <w:rtl w:val="0"/>
           </w:rPr>
-          <w:instrText xml:space="preserve"> PAGEREF _Toc230974595 \h </w:instrText>
+          <w:instrText xml:space="preserve"> PAGEREF _Toc230978951 \h </w:instrText>
         </w:r>
         <w:r>
           <w:rPr>
@@ -1265,11 +1320,16 @@
         </w:tabs>
         <w:bidi w:val="0"/>
         <w:rPr>
+          <w:rFonts w:asciiTheme="minorHAnsi" w:hAnsiTheme="minorHAnsi" w:cstheme="minorBidi"/>
           <w:noProof/>
-          <w:rtl w:val="0"/>
+          <w:color w:val="auto"/>
+          <w:kern w:val="2"/>
+          <w:szCs w:val="24"/>
+          <w:lang w:val="en-IL" w:eastAsia="en-IL"/>
+          <w14:ligatures w14:val="standardContextual"/>
         </w:rPr>
       </w:pPr>
-      <w:hyperlink w:anchor="_Toc230974596" w:history="1">
+      <w:hyperlink w:anchor="_Toc230978952" w:history="1">
         <w:r>
           <w:rPr>
             <w:rStyle w:val="Hyperlink"/>
@@ -1299,7 +1359,7 @@
             <w:webHidden/>
             <w:rtl w:val="0"/>
           </w:rPr>
-          <w:instrText xml:space="preserve"> PAGEREF _Toc230974596 \h </w:instrText>
+          <w:instrText xml:space="preserve"> PAGEREF _Toc230978952 \h </w:instrText>
         </w:r>
         <w:r>
           <w:rPr>
@@ -1341,11 +1401,16 @@
         </w:tabs>
         <w:bidi w:val="0"/>
         <w:rPr>
+          <w:rFonts w:asciiTheme="minorHAnsi" w:hAnsiTheme="minorHAnsi" w:cstheme="minorBidi"/>
           <w:noProof/>
-          <w:rtl w:val="0"/>
+          <w:color w:val="auto"/>
+          <w:kern w:val="2"/>
+          <w:szCs w:val="24"/>
+          <w:lang w:val="en-IL" w:eastAsia="en-IL"/>
+          <w14:ligatures w14:val="standardContextual"/>
         </w:rPr>
       </w:pPr>
-      <w:hyperlink w:anchor="_Toc230974597" w:history="1">
+      <w:hyperlink w:anchor="_Toc230978953" w:history="1">
         <w:r>
           <w:rPr>
             <w:rStyle w:val="Hyperlink"/>
@@ -1375,7 +1440,7 @@
             <w:webHidden/>
             <w:rtl w:val="0"/>
           </w:rPr>
-          <w:instrText xml:space="preserve"> PAGEREF _Toc230974597 \h </w:instrText>
+          <w:instrText xml:space="preserve"> PAGEREF _Toc230978953 \h </w:instrText>
         </w:r>
         <w:r>
           <w:rPr>
@@ -1417,11 +1482,16 @@
         </w:tabs>
         <w:bidi w:val="0"/>
         <w:rPr>
+          <w:rFonts w:asciiTheme="minorHAnsi" w:hAnsiTheme="minorHAnsi" w:cstheme="minorBidi"/>
           <w:noProof/>
-          <w:rtl w:val="0"/>
+          <w:color w:val="auto"/>
+          <w:kern w:val="2"/>
+          <w:szCs w:val="24"/>
+          <w:lang w:val="en-IL" w:eastAsia="en-IL"/>
+          <w14:ligatures w14:val="standardContextual"/>
         </w:rPr>
       </w:pPr>
-      <w:hyperlink w:anchor="_Toc230974598" w:history="1">
+      <w:hyperlink w:anchor="_Toc230978954" w:history="1">
         <w:r>
           <w:rPr>
             <w:rStyle w:val="Hyperlink"/>
@@ -1451,7 +1521,7 @@
             <w:webHidden/>
             <w:rtl w:val="0"/>
           </w:rPr>
-          <w:instrText xml:space="preserve"> PAGEREF _Toc230974598 \h </w:instrText>
+          <w:instrText xml:space="preserve"> PAGEREF _Toc230978954 \h </w:instrText>
         </w:r>
         <w:r>
           <w:rPr>
@@ -1493,11 +1563,16 @@
         </w:tabs>
         <w:bidi w:val="0"/>
         <w:rPr>
+          <w:rFonts w:asciiTheme="minorHAnsi" w:hAnsiTheme="minorHAnsi" w:cstheme="minorBidi"/>
           <w:noProof/>
-          <w:rtl w:val="0"/>
+          <w:color w:val="auto"/>
+          <w:kern w:val="2"/>
+          <w:szCs w:val="24"/>
+          <w:lang w:val="en-IL" w:eastAsia="en-IL"/>
+          <w14:ligatures w14:val="standardContextual"/>
         </w:rPr>
       </w:pPr>
-      <w:hyperlink w:anchor="_Toc230974599" w:history="1">
+      <w:hyperlink w:anchor="_Toc230978955" w:history="1">
         <w:r>
           <w:rPr>
             <w:rStyle w:val="Hyperlink"/>
@@ -1527,7 +1602,7 @@
             <w:webHidden/>
             <w:rtl w:val="0"/>
           </w:rPr>
-          <w:instrText xml:space="preserve"> PAGEREF _Toc230974599 \h </w:instrText>
+          <w:instrText xml:space="preserve"> PAGEREF _Toc230978955 \h </w:instrText>
         </w:r>
         <w:r>
           <w:rPr>
@@ -1569,11 +1644,16 @@
         </w:tabs>
         <w:bidi w:val="0"/>
         <w:rPr>
+          <w:rFonts w:asciiTheme="minorHAnsi" w:hAnsiTheme="minorHAnsi" w:cstheme="minorBidi"/>
           <w:noProof/>
-          <w:rtl w:val="0"/>
+          <w:color w:val="auto"/>
+          <w:kern w:val="2"/>
+          <w:szCs w:val="24"/>
+          <w:lang w:val="en-IL" w:eastAsia="en-IL"/>
+          <w14:ligatures w14:val="standardContextual"/>
         </w:rPr>
       </w:pPr>
-      <w:hyperlink w:anchor="_Toc230974600" w:history="1">
+      <w:hyperlink w:anchor="_Toc230978956" w:history="1">
         <w:r>
           <w:rPr>
             <w:rStyle w:val="Hyperlink"/>
@@ -1603,7 +1683,7 @@
             <w:webHidden/>
             <w:rtl w:val="0"/>
           </w:rPr>
-          <w:instrText xml:space="preserve"> PAGEREF _Toc230974600 \h </w:instrText>
+          <w:instrText xml:space="preserve"> PAGEREF _Toc230978956 \h </w:instrText>
         </w:r>
         <w:r>
           <w:rPr>
@@ -1645,11 +1725,16 @@
         </w:tabs>
         <w:bidi w:val="0"/>
         <w:rPr>
+          <w:rFonts w:asciiTheme="minorHAnsi" w:hAnsiTheme="minorHAnsi" w:cstheme="minorBidi"/>
           <w:noProof/>
-          <w:rtl w:val="0"/>
+          <w:color w:val="auto"/>
+          <w:kern w:val="2"/>
+          <w:szCs w:val="24"/>
+          <w:lang w:val="en-IL" w:eastAsia="en-IL"/>
+          <w14:ligatures w14:val="standardContextual"/>
         </w:rPr>
       </w:pPr>
-      <w:hyperlink w:anchor="_Toc230974601" w:history="1">
+      <w:hyperlink w:anchor="_Toc230978957" w:history="1">
         <w:r>
           <w:rPr>
             <w:rStyle w:val="Hyperlink"/>
@@ -1679,7 +1764,7 @@
             <w:webHidden/>
             <w:rtl w:val="0"/>
           </w:rPr>
-          <w:instrText xml:space="preserve"> PAGEREF _Toc230974601 \h </w:instrText>
+          <w:instrText xml:space="preserve"> PAGEREF _Toc230978957 \h </w:instrText>
         </w:r>
         <w:r>
           <w:rPr>
@@ -1721,11 +1806,16 @@
         </w:tabs>
         <w:bidi w:val="0"/>
         <w:rPr>
+          <w:rFonts w:asciiTheme="minorHAnsi" w:hAnsiTheme="minorHAnsi" w:cstheme="minorBidi"/>
           <w:noProof/>
-          <w:rtl w:val="0"/>
+          <w:color w:val="auto"/>
+          <w:kern w:val="2"/>
+          <w:szCs w:val="24"/>
+          <w:lang w:val="en-IL" w:eastAsia="en-IL"/>
+          <w14:ligatures w14:val="standardContextual"/>
         </w:rPr>
       </w:pPr>
-      <w:hyperlink w:anchor="_Toc230974602" w:history="1">
+      <w:hyperlink w:anchor="_Toc230978958" w:history="1">
         <w:r>
           <w:rPr>
             <w:rStyle w:val="Hyperlink"/>
@@ -1755,7 +1845,7 @@
             <w:webHidden/>
             <w:rtl w:val="0"/>
           </w:rPr>
-          <w:instrText xml:space="preserve"> PAGEREF _Toc230974602 \h </w:instrText>
+          <w:instrText xml:space="preserve"> PAGEREF _Toc230978958 \h </w:instrText>
         </w:r>
         <w:r>
           <w:rPr>
@@ -1797,11 +1887,16 @@
         </w:tabs>
         <w:bidi w:val="0"/>
         <w:rPr>
+          <w:rFonts w:asciiTheme="minorHAnsi" w:hAnsiTheme="minorHAnsi" w:cstheme="minorBidi"/>
           <w:noProof/>
-          <w:rtl w:val="0"/>
+          <w:color w:val="auto"/>
+          <w:kern w:val="2"/>
+          <w:szCs w:val="24"/>
+          <w:lang w:val="en-IL" w:eastAsia="en-IL"/>
+          <w14:ligatures w14:val="standardContextual"/>
         </w:rPr>
       </w:pPr>
-      <w:hyperlink w:anchor="_Toc230974603" w:history="1">
+      <w:hyperlink w:anchor="_Toc230978959" w:history="1">
         <w:r>
           <w:rPr>
             <w:rStyle w:val="Hyperlink"/>
@@ -1831,7 +1926,7 @@
             <w:webHidden/>
             <w:rtl w:val="0"/>
           </w:rPr>
-          <w:instrText xml:space="preserve"> PAGEREF _Toc230974603 \h </w:instrText>
+          <w:instrText xml:space="preserve"> PAGEREF _Toc230978959 \h </w:instrText>
         </w:r>
         <w:r>
           <w:rPr>
@@ -1873,11 +1968,16 @@
         </w:tabs>
         <w:bidi w:val="0"/>
         <w:rPr>
+          <w:rFonts w:asciiTheme="minorHAnsi" w:hAnsiTheme="minorHAnsi" w:cstheme="minorBidi"/>
           <w:noProof/>
-          <w:rtl w:val="0"/>
+          <w:color w:val="auto"/>
+          <w:kern w:val="2"/>
+          <w:szCs w:val="24"/>
+          <w:lang w:val="en-IL" w:eastAsia="en-IL"/>
+          <w14:ligatures w14:val="standardContextual"/>
         </w:rPr>
       </w:pPr>
-      <w:hyperlink w:anchor="_Toc230974604" w:history="1">
+      <w:hyperlink w:anchor="_Toc230978960" w:history="1">
         <w:r>
           <w:rPr>
             <w:rStyle w:val="Hyperlink"/>
@@ -1907,7 +2007,7 @@
             <w:webHidden/>
             <w:rtl w:val="0"/>
           </w:rPr>
-          <w:instrText xml:space="preserve"> PAGEREF _Toc230974604 \h </w:instrText>
+          <w:instrText xml:space="preserve"> PAGEREF _Toc230978960 \h </w:instrText>
         </w:r>
         <w:r>
           <w:rPr>
@@ -1976,7 +2076,7 @@
         <w:bidi w:val="0"/>
         <w:spacing w:before="280" w:after="160"/>
       </w:pPr>
-      <w:bookmarkStart w:id="2" w:name="_Toc230974587"/>
+      <w:bookmarkStart w:id="2" w:name="_Toc230978943"/>
       <w:r>
         <w:rPr>
           <w:rFonts w:ascii="Arial" w:hAnsi="Arial"/>
@@ -2145,7 +2245,7 @@
               <w:rPr>
                 <w:sz w:val="20"/>
               </w:rPr>
-              <w:t>✅ (חורג)</w:t>
+              <w:t>כן (חורג)</w:t>
             </w:r>
           </w:p>
         </w:tc>
@@ -2214,7 +2314,7 @@
               <w:rPr>
                 <w:sz w:val="20"/>
               </w:rPr>
-              <w:t>✅ + בונוס</w:t>
+              <w:t>כן + בונוס</w:t>
             </w:r>
           </w:p>
         </w:tc>
@@ -2230,7 +2330,7 @@
               <w:rPr>
                 <w:sz w:val="20"/>
               </w:rPr>
-              <w:t>ChessServer (ServerSocket+accept) + NetworkClient (Socket connect). תור FIFO במחלקת Matchmaker. תהליכון נפרד לכל לקוח (Thread) = ריבוי לקוחות במקביל</w:t>
+              <w:t>ChessServer (ServerSocket+accept) + NetworkClient (Socket connect). תור FIFO במחלקת Matchmaker. נימה נפרדת לכל לקוח (Thread) = ריבוי לקוחות במקביל</w:t>
             </w:r>
           </w:p>
         </w:tc>
@@ -2283,7 +2383,7 @@
               <w:rPr>
                 <w:sz w:val="20"/>
               </w:rPr>
-              <w:t>✅ בונוס</w:t>
+              <w:t>כן בונוס</w:t>
             </w:r>
           </w:p>
         </w:tc>
@@ -2352,7 +2452,7 @@
               <w:rPr>
                 <w:sz w:val="20"/>
               </w:rPr>
-              <w:t>✅</w:t>
+              <w:t>כן</w:t>
             </w:r>
           </w:p>
         </w:tc>
@@ -2421,7 +2521,7 @@
               <w:rPr>
                 <w:sz w:val="20"/>
               </w:rPr>
-              <w:t>✅</w:t>
+              <w:t>כן</w:t>
             </w:r>
           </w:p>
         </w:tc>
@@ -2490,7 +2590,7 @@
               <w:rPr>
                 <w:sz w:val="20"/>
               </w:rPr>
-              <w:t>✅</w:t>
+              <w:t>כן</w:t>
             </w:r>
           </w:p>
         </w:tc>
@@ -2540,7 +2640,7 @@
         <w:bidi w:val="0"/>
         <w:spacing w:before="280" w:after="160"/>
       </w:pPr>
-      <w:bookmarkStart w:id="3" w:name="_Toc230974588"/>
+      <w:bookmarkStart w:id="3" w:name="_Toc230978944"/>
       <w:r>
         <w:rPr>
           <w:rFonts w:ascii="Arial" w:hAnsi="Arial"/>
@@ -2758,7 +2858,7 @@
               <w:rPr>
                 <w:sz w:val="20"/>
               </w:rPr>
-              <w:t>✅</w:t>
+              <w:t>כן</w:t>
             </w:r>
           </w:p>
         </w:tc>
@@ -2859,7 +2959,7 @@
               <w:rPr>
                 <w:sz w:val="20"/>
               </w:rPr>
-              <w:t>✅</w:t>
+              <w:t>כן</w:t>
             </w:r>
           </w:p>
         </w:tc>
@@ -2960,7 +3060,7 @@
               <w:rPr>
                 <w:sz w:val="20"/>
               </w:rPr>
-              <w:t>✅</w:t>
+              <w:t>כן</w:t>
             </w:r>
           </w:p>
         </w:tc>
@@ -3061,7 +3161,7 @@
               <w:rPr>
                 <w:sz w:val="20"/>
               </w:rPr>
-              <w:t>✅</w:t>
+              <w:t>כן</w:t>
             </w:r>
           </w:p>
         </w:tc>
@@ -3162,7 +3262,7 @@
               <w:rPr>
                 <w:sz w:val="20"/>
               </w:rPr>
-              <w:t>✅</w:t>
+              <w:t>כן</w:t>
             </w:r>
           </w:p>
         </w:tc>
@@ -3263,7 +3363,7 @@
               <w:rPr>
                 <w:sz w:val="20"/>
               </w:rPr>
-              <w:t>✅</w:t>
+              <w:t>כן</w:t>
             </w:r>
           </w:p>
         </w:tc>
@@ -3312,7 +3412,7 @@
         <w:bidi w:val="0"/>
         <w:spacing w:before="280" w:after="160"/>
       </w:pPr>
-      <w:bookmarkStart w:id="4" w:name="_Toc230974589"/>
+      <w:bookmarkStart w:id="4" w:name="_Toc230978945"/>
       <w:r>
         <w:rPr>
           <w:rFonts w:ascii="Arial" w:hAnsi="Arial"/>
@@ -3328,7 +3428,7 @@
         <w:bidi w:val="0"/>
         <w:spacing w:after="160"/>
       </w:pPr>
-      <w:bookmarkStart w:id="5" w:name="_Toc230974590"/>
+      <w:bookmarkStart w:id="5" w:name="_Toc230978946"/>
       <w:r>
         <w:rPr>
           <w:rFonts w:ascii="Arial" w:hAnsi="Arial"/>
@@ -3440,7 +3540,7 @@
               <w:rPr>
                 <w:sz w:val="20"/>
               </w:rPr>
-              <w:t>✅</w:t>
+              <w:t>כן</w:t>
             </w:r>
           </w:p>
         </w:tc>
@@ -3493,7 +3593,7 @@
               <w:rPr>
                 <w:sz w:val="20"/>
               </w:rPr>
-              <w:t>✅</w:t>
+              <w:t>כן</w:t>
             </w:r>
           </w:p>
         </w:tc>
@@ -3546,7 +3646,7 @@
               <w:rPr>
                 <w:sz w:val="20"/>
               </w:rPr>
-              <w:t>✅</w:t>
+              <w:t>כן</w:t>
             </w:r>
           </w:p>
         </w:tc>
@@ -3599,7 +3699,7 @@
               <w:rPr>
                 <w:sz w:val="20"/>
               </w:rPr>
-              <w:t>✅</w:t>
+              <w:t>כן</w:t>
             </w:r>
           </w:p>
         </w:tc>
@@ -3652,7 +3752,7 @@
               <w:rPr>
                 <w:sz w:val="20"/>
               </w:rPr>
-              <w:t>✅</w:t>
+              <w:t>כן</w:t>
             </w:r>
           </w:p>
         </w:tc>
@@ -3705,7 +3805,7 @@
               <w:rPr>
                 <w:sz w:val="20"/>
               </w:rPr>
-              <w:t>✅</w:t>
+              <w:t>כן</w:t>
             </w:r>
           </w:p>
         </w:tc>
@@ -3746,7 +3846,7 @@
         <w:bidi w:val="0"/>
         <w:spacing w:after="160"/>
       </w:pPr>
-      <w:bookmarkStart w:id="6" w:name="_Toc230974591"/>
+      <w:bookmarkStart w:id="6" w:name="_Toc230978947"/>
       <w:r>
         <w:rPr>
           <w:rFonts w:ascii="Arial" w:hAnsi="Arial"/>
@@ -3858,7 +3958,7 @@
               <w:rPr>
                 <w:sz w:val="20"/>
               </w:rPr>
-              <w:t>✅</w:t>
+              <w:t>כן</w:t>
             </w:r>
           </w:p>
         </w:tc>
@@ -3911,7 +4011,7 @@
               <w:rPr>
                 <w:sz w:val="20"/>
               </w:rPr>
-              <w:t>✅</w:t>
+              <w:t>כן</w:t>
             </w:r>
           </w:p>
         </w:tc>
@@ -3948,7 +4048,7 @@
               <w:rPr>
                 <w:sz w:val="20"/>
               </w:rPr>
-              <w:t>גיבוב סיסמאות (SHA-256 + salt)</w:t>
+              <w:t>ערבול סיסמאות (SHA-256 + salt)</w:t>
             </w:r>
           </w:p>
         </w:tc>
@@ -3964,7 +4064,7 @@
               <w:rPr>
                 <w:sz w:val="20"/>
               </w:rPr>
-              <w:t>✅</w:t>
+              <w:t>כן</w:t>
             </w:r>
           </w:p>
         </w:tc>
@@ -4001,7 +4101,7 @@
               <w:rPr>
                 <w:sz w:val="20"/>
               </w:rPr>
-              <w:t>ריבוי תהליכונים</w:t>
+              <w:t>ריבוי נימות</w:t>
             </w:r>
           </w:p>
         </w:tc>
@@ -4017,7 +4117,7 @@
               <w:rPr>
                 <w:sz w:val="20"/>
               </w:rPr>
-              <w:t>✅</w:t>
+              <w:t>כן</w:t>
             </w:r>
           </w:p>
         </w:tc>
@@ -4070,7 +4170,7 @@
               <w:rPr>
                 <w:sz w:val="20"/>
               </w:rPr>
-              <w:t>✅</w:t>
+              <w:t>כן</w:t>
             </w:r>
           </w:p>
         </w:tc>
@@ -4111,7 +4211,7 @@
         <w:bidi w:val="0"/>
         <w:spacing w:after="160"/>
       </w:pPr>
-      <w:bookmarkStart w:id="7" w:name="_Toc230974592"/>
+      <w:bookmarkStart w:id="7" w:name="_Toc230978948"/>
       <w:r>
         <w:rPr>
           <w:rFonts w:ascii="Arial" w:hAnsi="Arial"/>
@@ -4223,7 +4323,7 @@
               <w:rPr>
                 <w:sz w:val="20"/>
               </w:rPr>
-              <w:t>✅</w:t>
+              <w:t>כן</w:t>
             </w:r>
           </w:p>
         </w:tc>
@@ -4276,7 +4376,7 @@
               <w:rPr>
                 <w:sz w:val="20"/>
               </w:rPr>
-              <w:t>✅</w:t>
+              <w:t>כן</w:t>
             </w:r>
           </w:p>
         </w:tc>
@@ -4329,7 +4429,7 @@
               <w:rPr>
                 <w:sz w:val="20"/>
               </w:rPr>
-              <w:t>✅</w:t>
+              <w:t>כן</w:t>
             </w:r>
           </w:p>
         </w:tc>
@@ -4382,7 +4482,7 @@
               <w:rPr>
                 <w:sz w:val="20"/>
               </w:rPr>
-              <w:t>✅</w:t>
+              <w:t>כן</w:t>
             </w:r>
           </w:p>
         </w:tc>
@@ -4419,7 +4519,6 @@
               <w:rPr>
                 <w:sz w:val="20"/>
               </w:rPr>
-              <w:lastRenderedPageBreak/>
               <w:t>פרוטוקול תקשורת הגיוני</w:t>
             </w:r>
           </w:p>
@@ -4436,7 +4535,7 @@
               <w:rPr>
                 <w:sz w:val="20"/>
               </w:rPr>
-              <w:t>✅</w:t>
+              <w:t>כן</w:t>
             </w:r>
           </w:p>
         </w:tc>
@@ -4468,6 +4567,7 @@
           <w:b/>
           <w:color w:val="1F6FEB"/>
         </w:rPr>
+        <w:lastRenderedPageBreak/>
         <w:t>ניקוד ארכיטקטורה: ___ / 25%</w:t>
       </w:r>
     </w:p>
@@ -4477,7 +4577,7 @@
         <w:bidi w:val="0"/>
         <w:spacing w:after="160"/>
       </w:pPr>
-      <w:bookmarkStart w:id="8" w:name="_Toc230974593"/>
+      <w:bookmarkStart w:id="8" w:name="_Toc230978949"/>
       <w:r>
         <w:rPr>
           <w:rFonts w:ascii="Arial" w:hAnsi="Arial"/>
@@ -4589,7 +4689,7 @@
               <w:rPr>
                 <w:sz w:val="20"/>
               </w:rPr>
-              <w:t>✅</w:t>
+              <w:t>כן</w:t>
             </w:r>
           </w:p>
         </w:tc>
@@ -4642,7 +4742,7 @@
               <w:rPr>
                 <w:sz w:val="20"/>
               </w:rPr>
-              <w:t>✅</w:t>
+              <w:t>כן</w:t>
             </w:r>
           </w:p>
         </w:tc>
@@ -4695,7 +4795,7 @@
               <w:rPr>
                 <w:sz w:val="20"/>
               </w:rPr>
-              <w:t>✅</w:t>
+              <w:t>כן</w:t>
             </w:r>
           </w:p>
         </w:tc>
@@ -4748,7 +4848,7 @@
               <w:rPr>
                 <w:sz w:val="20"/>
               </w:rPr>
-              <w:t>✅</w:t>
+              <w:t>כן</w:t>
             </w:r>
           </w:p>
         </w:tc>
@@ -4801,7 +4901,7 @@
               <w:rPr>
                 <w:sz w:val="20"/>
               </w:rPr>
-              <w:t>✅</w:t>
+              <w:t>כן</w:t>
             </w:r>
           </w:p>
         </w:tc>
@@ -4854,7 +4954,7 @@
               <w:rPr>
                 <w:sz w:val="20"/>
               </w:rPr>
-              <w:t>✅</w:t>
+              <w:t>כן</w:t>
             </w:r>
           </w:p>
         </w:tc>
@@ -4907,7 +5007,7 @@
               <w:rPr>
                 <w:sz w:val="20"/>
               </w:rPr>
-              <w:t>✅</w:t>
+              <w:t>כן</w:t>
             </w:r>
           </w:p>
         </w:tc>
@@ -4960,7 +5060,7 @@
               <w:rPr>
                 <w:sz w:val="20"/>
               </w:rPr>
-              <w:t>✅</w:t>
+              <w:t>כן</w:t>
             </w:r>
           </w:p>
         </w:tc>
@@ -5001,7 +5101,7 @@
         <w:bidi w:val="0"/>
         <w:spacing w:after="160"/>
       </w:pPr>
-      <w:bookmarkStart w:id="9" w:name="_Toc230974594"/>
+      <w:bookmarkStart w:id="9" w:name="_Toc230978950"/>
       <w:r>
         <w:rPr>
           <w:rFonts w:ascii="Arial" w:hAnsi="Arial"/>
@@ -5113,7 +5213,7 @@
               <w:rPr>
                 <w:sz w:val="20"/>
               </w:rPr>
-              <w:t>✅</w:t>
+              <w:t>כן</w:t>
             </w:r>
           </w:p>
         </w:tc>
@@ -5166,7 +5266,7 @@
               <w:rPr>
                 <w:sz w:val="20"/>
               </w:rPr>
-              <w:t>⚠️</w:t>
+              <w:t>לפעולה</w:t>
             </w:r>
           </w:p>
         </w:tc>
@@ -5219,7 +5319,7 @@
               <w:rPr>
                 <w:sz w:val="20"/>
               </w:rPr>
-              <w:t>✅</w:t>
+              <w:t>כן</w:t>
             </w:r>
           </w:p>
         </w:tc>
@@ -5272,7 +5372,7 @@
               <w:rPr>
                 <w:sz w:val="20"/>
               </w:rPr>
-              <w:t>✅</w:t>
+              <w:t>כן</w:t>
             </w:r>
           </w:p>
         </w:tc>
@@ -5304,7 +5404,6 @@
           <w:b/>
           <w:color w:val="1F6FEB"/>
         </w:rPr>
-        <w:lastRenderedPageBreak/>
         <w:t>ניקוד מדריך: ___ / 10%</w:t>
       </w:r>
     </w:p>
@@ -5314,11 +5413,12 @@
         <w:bidi w:val="0"/>
         <w:spacing w:after="160"/>
       </w:pPr>
-      <w:bookmarkStart w:id="10" w:name="_Toc230974595"/>
+      <w:bookmarkStart w:id="10" w:name="_Toc230978951"/>
       <w:r>
         <w:rPr>
           <w:rFonts w:ascii="Arial" w:hAnsi="Arial"/>
         </w:rPr>
+        <w:lastRenderedPageBreak/>
         <w:t>6. סיכום אישי / רפלקציה — 6%</w:t>
       </w:r>
       <w:bookmarkEnd w:id="10"/>
@@ -5447,7 +5547,7 @@
               <w:rPr>
                 <w:sz w:val="20"/>
               </w:rPr>
-              <w:t>⚠️</w:t>
+              <w:t>לפעולה</w:t>
             </w:r>
           </w:p>
         </w:tc>
@@ -5500,7 +5600,7 @@
               <w:rPr>
                 <w:sz w:val="20"/>
               </w:rPr>
-              <w:t>✅</w:t>
+              <w:t>כן</w:t>
             </w:r>
           </w:p>
         </w:tc>
@@ -5553,7 +5653,7 @@
               <w:rPr>
                 <w:sz w:val="20"/>
               </w:rPr>
-              <w:t>✅</w:t>
+              <w:t>כן</w:t>
             </w:r>
           </w:p>
         </w:tc>
@@ -5594,7 +5694,7 @@
         <w:bidi w:val="0"/>
         <w:spacing w:after="160"/>
       </w:pPr>
-      <w:bookmarkStart w:id="11" w:name="_Toc230974596"/>
+      <w:bookmarkStart w:id="11" w:name="_Toc230978952"/>
       <w:r>
         <w:rPr>
           <w:rFonts w:ascii="Arial" w:hAnsi="Arial"/>
@@ -5706,7 +5806,7 @@
               <w:rPr>
                 <w:sz w:val="20"/>
               </w:rPr>
-              <w:t>✅</w:t>
+              <w:t>כן</w:t>
             </w:r>
           </w:p>
         </w:tc>
@@ -5747,7 +5847,7 @@
         <w:bidi w:val="0"/>
         <w:spacing w:after="160"/>
       </w:pPr>
-      <w:bookmarkStart w:id="12" w:name="_Toc230974597"/>
+      <w:bookmarkStart w:id="12" w:name="_Toc230978953"/>
       <w:r>
         <w:rPr>
           <w:rFonts w:ascii="Arial" w:hAnsi="Arial"/>
@@ -5859,7 +5959,7 @@
               <w:rPr>
                 <w:sz w:val="20"/>
               </w:rPr>
-              <w:t>✅</w:t>
+              <w:t>כן</w:t>
             </w:r>
           </w:p>
         </w:tc>
@@ -5912,7 +6012,7 @@
               <w:rPr>
                 <w:sz w:val="20"/>
               </w:rPr>
-              <w:t>✅</w:t>
+              <w:t>כן</w:t>
             </w:r>
           </w:p>
         </w:tc>
@@ -5965,7 +6065,7 @@
               <w:rPr>
                 <w:sz w:val="20"/>
               </w:rPr>
-              <w:t>✅</w:t>
+              <w:t>כן</w:t>
             </w:r>
           </w:p>
         </w:tc>
@@ -5981,7 +6081,7 @@
               <w:rPr>
                 <w:sz w:val="20"/>
               </w:rPr>
-              <w:t>נספח ג' — תקשורת, גיבוב, OS, OOP</w:t>
+              <w:t>נספח ג' — תקשורת, ערבול, OS, OOP</w:t>
             </w:r>
           </w:p>
         </w:tc>
@@ -5993,7 +6093,7 @@
         <w:bidi w:val="0"/>
         <w:spacing w:after="160"/>
       </w:pPr>
-      <w:bookmarkStart w:id="13" w:name="_Toc230974598"/>
+      <w:bookmarkStart w:id="13" w:name="_Toc230978954"/>
       <w:r>
         <w:rPr>
           <w:rFonts w:ascii="Arial" w:hAnsi="Arial"/>
@@ -6105,7 +6205,7 @@
               <w:rPr>
                 <w:sz w:val="20"/>
               </w:rPr>
-              <w:t>✅ תהליכון לכל לקוח (Thread)</w:t>
+              <w:t>כן נימה לכל לקוח (Thread)</w:t>
             </w:r>
           </w:p>
         </w:tc>
@@ -6158,7 +6258,7 @@
               <w:rPr>
                 <w:sz w:val="20"/>
               </w:rPr>
-              <w:t>✅ ChessAI חמדנית</w:t>
+              <w:t>כן ChessAI חמדנית</w:t>
             </w:r>
           </w:p>
         </w:tc>
@@ -6211,7 +6311,7 @@
               <w:rPr>
                 <w:sz w:val="20"/>
               </w:rPr>
-              <w:t>✅ מבנה מסודר ב-OOP עם חבילות; הצרחה + הדגשת מהלכים</w:t>
+              <w:t>כן מבנה מסודר ב-OOP עם חבילות; הצרחה + הדגשת מהלכים</w:t>
             </w:r>
           </w:p>
         </w:tc>
@@ -6260,7 +6360,7 @@
         <w:bidi w:val="0"/>
         <w:spacing w:before="280" w:after="160"/>
       </w:pPr>
-      <w:bookmarkStart w:id="14" w:name="_Toc230974599"/>
+      <w:bookmarkStart w:id="14" w:name="_Toc230978955"/>
       <w:r>
         <w:rPr>
           <w:rFonts w:ascii="Arial" w:hAnsi="Arial"/>
@@ -6992,7 +7092,7 @@
         <w:bidi w:val="0"/>
         <w:spacing w:before="280" w:after="160"/>
       </w:pPr>
-      <w:bookmarkStart w:id="15" w:name="_Toc230974600"/>
+      <w:bookmarkStart w:id="15" w:name="_Toc230978956"/>
       <w:r>
         <w:rPr>
           <w:rFonts w:ascii="Arial" w:hAnsi="Arial"/>
@@ -7382,7 +7482,7 @@
               <w:rPr>
                 <w:sz w:val="20"/>
               </w:rPr>
-              <w:t>users.json + UserAuth (load/save) + גיבוב SHA-256</w:t>
+              <w:t>users.json + UserAuth (load/save) + ערבול SHA-256</w:t>
             </w:r>
           </w:p>
         </w:tc>
@@ -7451,7 +7551,7 @@
               <w:rPr>
                 <w:sz w:val="20"/>
               </w:rPr>
-              <w:t>תקשורת, גיבוב, מערכת הפעלה, OOP</w:t>
+              <w:t>תקשורת, ערבול, מערכת הפעלה, OOP</w:t>
             </w:r>
           </w:p>
         </w:tc>
@@ -7585,7 +7685,7 @@
         <w:bidi w:val="0"/>
         <w:spacing w:before="280" w:after="160"/>
       </w:pPr>
-      <w:bookmarkStart w:id="16" w:name="_Toc230974601"/>
+      <w:bookmarkStart w:id="16" w:name="_Toc230978957"/>
       <w:r>
         <w:rPr>
           <w:rFonts w:ascii="Arial" w:hAnsi="Arial"/>
@@ -7664,7 +7764,7 @@
         <w:bidi w:val="0"/>
         <w:spacing w:before="280" w:after="160"/>
       </w:pPr>
-      <w:bookmarkStart w:id="17" w:name="_Toc230974602"/>
+      <w:bookmarkStart w:id="17" w:name="_Toc230978958"/>
       <w:r>
         <w:rPr>
           <w:rFonts w:ascii="Arial" w:hAnsi="Arial"/>
@@ -7688,7 +7788,7 @@
         <w:bidi w:val="0"/>
         <w:spacing w:after="160"/>
       </w:pPr>
-      <w:bookmarkStart w:id="18" w:name="_Toc230974603"/>
+      <w:bookmarkStart w:id="18" w:name="_Toc230978959"/>
       <w:r>
         <w:rPr>
           <w:rFonts w:ascii="Arial" w:hAnsi="Arial"/>
@@ -7721,7 +7821,7 @@
         <w:spacing w:before="20" w:after="20" w:line="240" w:lineRule="auto"/>
       </w:pPr>
       <w:r>
-        <w:t>●  פרק 2 — ניתוח: חוקי שחמט, תקשורת ו-TCP, גיבוב סיסמאות, תהליכונים, קבצים</w:t>
+        <w:t>●  פרק 2 — ניתוח: חוקי שחמט, תקשורת ו-TCP, ערבול סיסמאות, נימות, קבצים</w:t>
       </w:r>
     </w:p>
     <w:p>
@@ -7775,7 +7875,7 @@
         <w:bidi w:val="0"/>
         <w:spacing w:after="160"/>
       </w:pPr>
-      <w:bookmarkStart w:id="19" w:name="_Toc230974604"/>
+      <w:bookmarkStart w:id="19" w:name="_Toc230978960"/>
       <w:r>
         <w:rPr>
           <w:rFonts w:ascii="Arial" w:hAnsi="Arial"/>
@@ -8125,31 +8225,31 @@
       </w:rPr>
     </w:lvl>
   </w:abstractNum>
-  <w:num w:numId="1" w16cid:durableId="1364549624">
+  <w:num w:numId="1" w16cid:durableId="1199322577">
     <w:abstractNumId w:val="8"/>
   </w:num>
-  <w:num w:numId="2" w16cid:durableId="294682347">
+  <w:num w:numId="2" w16cid:durableId="729695601">
     <w:abstractNumId w:val="6"/>
   </w:num>
-  <w:num w:numId="3" w16cid:durableId="890531317">
+  <w:num w:numId="3" w16cid:durableId="893085355">
     <w:abstractNumId w:val="5"/>
   </w:num>
-  <w:num w:numId="4" w16cid:durableId="1589121896">
+  <w:num w:numId="4" w16cid:durableId="1266614821">
     <w:abstractNumId w:val="4"/>
   </w:num>
-  <w:num w:numId="5" w16cid:durableId="722212132">
+  <w:num w:numId="5" w16cid:durableId="73938028">
     <w:abstractNumId w:val="7"/>
   </w:num>
-  <w:num w:numId="6" w16cid:durableId="194387192">
+  <w:num w:numId="6" w16cid:durableId="103114974">
     <w:abstractNumId w:val="3"/>
   </w:num>
-  <w:num w:numId="7" w16cid:durableId="1794783288">
+  <w:num w:numId="7" w16cid:durableId="1736663685">
     <w:abstractNumId w:val="2"/>
   </w:num>
-  <w:num w:numId="8" w16cid:durableId="846335454">
+  <w:num w:numId="8" w16cid:durableId="568811481">
     <w:abstractNumId w:val="1"/>
   </w:num>
-  <w:num w:numId="9" w16cid:durableId="1615283585">
+  <w:num w:numId="9" w16cid:durableId="1385177761">
     <w:abstractNumId w:val="0"/>
   </w:num>
 </w:numbering>
@@ -19549,7 +19649,7 @@
     <w:autoRedefine/>
     <w:uiPriority w:val="39"/>
     <w:unhideWhenUsed/>
-    <w:rsid w:val="00156863"/>
+    <w:rsid w:val="00BD5900"/>
     <w:pPr>
       <w:spacing w:after="100"/>
       <w:ind w:left="220"/>
@@ -19562,7 +19662,7 @@
     <w:autoRedefine/>
     <w:uiPriority w:val="39"/>
     <w:unhideWhenUsed/>
-    <w:rsid w:val="00156863"/>
+    <w:rsid w:val="00BD5900"/>
     <w:pPr>
       <w:spacing w:after="100"/>
     </w:pPr>
@@ -19572,7 +19672,7 @@
     <w:basedOn w:val="DefaultParagraphFont"/>
     <w:uiPriority w:val="99"/>
     <w:unhideWhenUsed/>
-    <w:rsid w:val="00156863"/>
+    <w:rsid w:val="00BD5900"/>
     <w:rPr>
       <w:color w:val="0000FF" w:themeColor="hyperlink"/>
       <w:u w:val="single"/>
